--- a/Reports/Git_Repository_Template.docx
+++ b/Reports/Git_Repository_Template.docx
@@ -76,7 +76,23 @@
                 <w:rFonts w:asciiTheme="majorHAnsi" w:hAnsiTheme="majorHAnsi" w:cstheme="majorHAnsi"/>
                 <w:szCs w:val="21"/>
               </w:rPr>
-              <w:t>. Update it every two weeks and do not remove earlier records. Use it to summarise sustained implementation and development work evidenced through your Git repository or equivalent version-controlled development record.</w:t>
+              <w:t xml:space="preserve">. Update it every two weeks and do not remove earlier records. Use it to </w:t>
+            </w:r>
+            <w:proofErr w:type="spellStart"/>
+            <w:r>
+              <w:rPr>
+                <w:rFonts w:asciiTheme="majorHAnsi" w:hAnsiTheme="majorHAnsi" w:cstheme="majorHAnsi"/>
+                <w:szCs w:val="21"/>
+              </w:rPr>
+              <w:t>summarise</w:t>
+            </w:r>
+            <w:proofErr w:type="spellEnd"/>
+            <w:r>
+              <w:rPr>
+                <w:rFonts w:asciiTheme="majorHAnsi" w:hAnsiTheme="majorHAnsi" w:cstheme="majorHAnsi"/>
+                <w:szCs w:val="21"/>
+              </w:rPr>
+              <w:t xml:space="preserve"> sustained implementation and development work evidenced through your Git repository or equivalent version-controlled development record.</w:t>
             </w:r>
             <w:r>
               <w:rPr>
@@ -93,7 +109,29 @@
                 <w:bCs w:val="0"/>
                 <w:szCs w:val="21"/>
               </w:rPr>
-              <w:t xml:space="preserve">Each entry should summarise the development work completed, the principal files or components affected, and the key evidence of progress. Where applicable, relevant screenshots of the Git commit history should also </w:t>
+              <w:t xml:space="preserve">Each entry should </w:t>
+            </w:r>
+            <w:proofErr w:type="spellStart"/>
+            <w:r>
+              <w:rPr>
+                <w:rStyle w:val="Strong"/>
+                <w:rFonts w:asciiTheme="majorHAnsi" w:hAnsiTheme="majorHAnsi" w:cstheme="majorHAnsi"/>
+                <w:b w:val="0"/>
+                <w:bCs w:val="0"/>
+                <w:szCs w:val="21"/>
+              </w:rPr>
+              <w:t>summarise</w:t>
+            </w:r>
+            <w:proofErr w:type="spellEnd"/>
+            <w:r>
+              <w:rPr>
+                <w:rStyle w:val="Strong"/>
+                <w:rFonts w:asciiTheme="majorHAnsi" w:hAnsiTheme="majorHAnsi" w:cstheme="majorHAnsi"/>
+                <w:b w:val="0"/>
+                <w:bCs w:val="0"/>
+                <w:szCs w:val="21"/>
+              </w:rPr>
+              <w:t xml:space="preserve"> the development work completed, the principal files or components affected, and the key evidence of progress. Where applicable, relevant screenshots of the Git commit history should also </w:t>
             </w:r>
             <w:r>
               <w:rPr>
@@ -619,8 +657,17 @@
                 <w:rFonts w:asciiTheme="majorHAnsi" w:hAnsiTheme="majorHAnsi" w:cstheme="majorHAnsi"/>
                 <w:sz w:val="22"/>
               </w:rPr>
-              <w:t xml:space="preserve"> simulation.sumocfg</w:t>
+              <w:t xml:space="preserve"> </w:t>
             </w:r>
+            <w:proofErr w:type="spellStart"/>
+            <w:r>
+              <w:rPr>
+                <w:rFonts w:asciiTheme="majorHAnsi" w:hAnsiTheme="majorHAnsi" w:cstheme="majorHAnsi"/>
+                <w:sz w:val="22"/>
+              </w:rPr>
+              <w:t>simulation.sumocfg</w:t>
+            </w:r>
+            <w:proofErr w:type="spellEnd"/>
           </w:p>
         </w:tc>
       </w:tr>
@@ -690,11 +737,15 @@
               </w:rPr>
             </w:pPr>
             <w:r>
-              <w:rPr>
-                <w:rFonts w:asciiTheme="majorHAnsi" w:hAnsiTheme="majorHAnsi" w:cstheme="majorHAnsi"/>
-                <w:sz w:val="22"/>
-              </w:rPr>
-              <w:t>Enter a short summary of commit activity here. Add commit-history screenshots if applicable.</w:t>
+              <w:t>git commit -m "Initial project setup"</w:t>
+            </w:r>
+            <w:r>
+              <w:br/>
+              <w:t>git commit -m "Added SUMO network configuration"</w:t>
+            </w:r>
+            <w:r>
+              <w:br/>
+              <w:t>git commit -m "Added traffic simulation scenarios"</w:t>
             </w:r>
           </w:p>
         </w:tc>
@@ -986,7 +1037,23 @@
                 <w:rFonts w:asciiTheme="majorHAnsi" w:hAnsiTheme="majorHAnsi" w:cstheme="majorHAnsi"/>
                 <w:sz w:val="22"/>
               </w:rPr>
-              <w:t>Integrate SUMO with Python using TraCI and begin traffic data collection.</w:t>
+              <w:t xml:space="preserve">Integrate SUMO with Python using </w:t>
+            </w:r>
+            <w:proofErr w:type="spellStart"/>
+            <w:r>
+              <w:rPr>
+                <w:rFonts w:asciiTheme="majorHAnsi" w:hAnsiTheme="majorHAnsi" w:cstheme="majorHAnsi"/>
+                <w:sz w:val="22"/>
+              </w:rPr>
+              <w:t>TraCI</w:t>
+            </w:r>
+            <w:proofErr w:type="spellEnd"/>
+            <w:r>
+              <w:rPr>
+                <w:rFonts w:asciiTheme="majorHAnsi" w:hAnsiTheme="majorHAnsi" w:cstheme="majorHAnsi"/>
+                <w:sz w:val="22"/>
+              </w:rPr>
+              <w:t xml:space="preserve"> and begin traffic data collection.</w:t>
             </w:r>
           </w:p>
         </w:tc>
@@ -3940,6 +4007,7 @@
   <w:style w:type="character" w:default="1" w:styleId="DefaultParagraphFont">
     <w:name w:val="Default Paragraph Font"/>
     <w:uiPriority w:val="1"/>
+    <w:semiHidden/>
     <w:unhideWhenUsed/>
   </w:style>
   <w:style w:type="table" w:default="1" w:styleId="TableNormal">

--- a/Reports/Git_Repository_Template.docx
+++ b/Reports/Git_Repository_Template.docx
@@ -660,6 +660,7 @@
               <w:t xml:space="preserve"> </w:t>
             </w:r>
             <w:proofErr w:type="spellStart"/>
+            <w:proofErr w:type="gramStart"/>
             <w:r>
               <w:rPr>
                 <w:rFonts w:asciiTheme="majorHAnsi" w:hAnsiTheme="majorHAnsi" w:cstheme="majorHAnsi"/>
@@ -668,6 +669,174 @@
               <w:t>simulation.sumocfg</w:t>
             </w:r>
             <w:proofErr w:type="spellEnd"/>
+            <w:proofErr w:type="gramEnd"/>
+          </w:p>
+          <w:p>
+            <w:pPr>
+              <w:pStyle w:val="CellPlaceholder"/>
+              <w:rPr>
+                <w:rFonts w:asciiTheme="majorHAnsi" w:hAnsiTheme="majorHAnsi" w:cstheme="majorHAnsi"/>
+                <w:sz w:val="22"/>
+              </w:rPr>
+            </w:pPr>
+          </w:p>
+          <w:p>
+            <w:pPr>
+              <w:spacing w:after="160" w:line="278" w:lineRule="auto"/>
+              <w:rPr>
+                <w:rFonts w:asciiTheme="majorHAnsi" w:hAnsiTheme="majorHAnsi" w:cstheme="majorHAnsi"/>
+                <w:i/>
+                <w:iCs/>
+                <w:sz w:val="22"/>
+                <w:lang w:val="en-IN"/>
+              </w:rPr>
+            </w:pPr>
+            <w:r>
+              <w:rPr>
+                <w:rFonts w:asciiTheme="majorHAnsi" w:hAnsiTheme="majorHAnsi" w:cstheme="majorHAnsi"/>
+                <w:i/>
+                <w:iCs/>
+                <w:sz w:val="22"/>
+                <w:lang w:val="en-IN"/>
+              </w:rPr>
+              <w:t>sumo/scenarios/</w:t>
+            </w:r>
+            <w:r>
+              <w:rPr>
+                <w:rFonts w:asciiTheme="majorHAnsi" w:hAnsiTheme="majorHAnsi" w:cstheme="majorHAnsi"/>
+                <w:i/>
+                <w:iCs/>
+                <w:sz w:val="22"/>
+                <w:lang w:val="en-IN"/>
+              </w:rPr>
+              <w:br/>
+            </w:r>
+            <w:r>
+              <w:rPr>
+                <w:rFonts w:ascii="MS Gothic" w:eastAsia="MS Gothic" w:hAnsi="MS Gothic" w:cs="MS Gothic" w:hint="eastAsia"/>
+                <w:i/>
+                <w:iCs/>
+                <w:sz w:val="22"/>
+              </w:rPr>
+              <w:t>├</w:t>
+            </w:r>
+            <w:r>
+              <w:rPr>
+                <w:rFonts w:asciiTheme="majorHAnsi" w:hAnsiTheme="majorHAnsi" w:cstheme="majorHAnsi"/>
+                <w:i/>
+                <w:iCs/>
+                <w:sz w:val="22"/>
+                <w:lang w:val="en-IN"/>
+              </w:rPr>
+              <w:t>── normal.xml</w:t>
+            </w:r>
+            <w:r>
+              <w:rPr>
+                <w:rFonts w:asciiTheme="majorHAnsi" w:hAnsiTheme="majorHAnsi" w:cstheme="majorHAnsi"/>
+                <w:i/>
+                <w:iCs/>
+                <w:sz w:val="22"/>
+                <w:lang w:val="en-IN"/>
+              </w:rPr>
+              <w:br/>
+            </w:r>
+            <w:r>
+              <w:rPr>
+                <w:rFonts w:ascii="MS Gothic" w:eastAsia="MS Gothic" w:hAnsi="MS Gothic" w:cs="MS Gothic" w:hint="eastAsia"/>
+                <w:i/>
+                <w:iCs/>
+                <w:sz w:val="22"/>
+              </w:rPr>
+              <w:t>├</w:t>
+            </w:r>
+            <w:r>
+              <w:rPr>
+                <w:rFonts w:asciiTheme="majorHAnsi" w:hAnsiTheme="majorHAnsi" w:cstheme="majorHAnsi"/>
+                <w:i/>
+                <w:iCs/>
+                <w:sz w:val="22"/>
+                <w:lang w:val="en-IN"/>
+              </w:rPr>
+              <w:t>── congestion.xml</w:t>
+            </w:r>
+            <w:r>
+              <w:rPr>
+                <w:rFonts w:asciiTheme="majorHAnsi" w:hAnsiTheme="majorHAnsi" w:cstheme="majorHAnsi"/>
+                <w:i/>
+                <w:iCs/>
+                <w:sz w:val="22"/>
+                <w:lang w:val="en-IN"/>
+              </w:rPr>
+              <w:br/>
+            </w:r>
+            <w:r>
+              <w:rPr>
+                <w:rFonts w:ascii="MS Gothic" w:eastAsia="MS Gothic" w:hAnsi="MS Gothic" w:cs="MS Gothic" w:hint="eastAsia"/>
+                <w:i/>
+                <w:iCs/>
+                <w:sz w:val="22"/>
+              </w:rPr>
+              <w:t>├</w:t>
+            </w:r>
+            <w:r>
+              <w:rPr>
+                <w:rFonts w:asciiTheme="majorHAnsi" w:hAnsiTheme="majorHAnsi" w:cstheme="majorHAnsi"/>
+                <w:i/>
+                <w:iCs/>
+                <w:sz w:val="22"/>
+                <w:lang w:val="en-IN"/>
+              </w:rPr>
+              <w:t>── emergency.xml</w:t>
+            </w:r>
+            <w:r>
+              <w:rPr>
+                <w:rFonts w:asciiTheme="majorHAnsi" w:hAnsiTheme="majorHAnsi" w:cstheme="majorHAnsi"/>
+                <w:i/>
+                <w:iCs/>
+                <w:sz w:val="22"/>
+                <w:lang w:val="en-IN"/>
+              </w:rPr>
+              <w:br/>
+            </w:r>
+            <w:r>
+              <w:rPr>
+                <w:rFonts w:ascii="MS Gothic" w:eastAsia="MS Gothic" w:hAnsi="MS Gothic" w:cs="MS Gothic" w:hint="eastAsia"/>
+                <w:i/>
+                <w:iCs/>
+                <w:sz w:val="22"/>
+              </w:rPr>
+              <w:t>├</w:t>
+            </w:r>
+            <w:r>
+              <w:rPr>
+                <w:rFonts w:asciiTheme="majorHAnsi" w:hAnsiTheme="majorHAnsi" w:cstheme="majorHAnsi"/>
+                <w:i/>
+                <w:iCs/>
+                <w:sz w:val="22"/>
+                <w:lang w:val="en-IN"/>
+              </w:rPr>
+              <w:t>── bus_priority.xml</w:t>
+            </w:r>
+            <w:r>
+              <w:rPr>
+                <w:rFonts w:asciiTheme="majorHAnsi" w:hAnsiTheme="majorHAnsi" w:cstheme="majorHAnsi"/>
+                <w:i/>
+                <w:iCs/>
+                <w:sz w:val="22"/>
+                <w:lang w:val="en-IN"/>
+              </w:rPr>
+              <w:br/>
+              <w:t>└── mixed.xml</w:t>
+            </w:r>
+          </w:p>
+          <w:p>
+            <w:pPr>
+              <w:spacing w:after="160" w:line="278" w:lineRule="auto"/>
+              <w:rPr>
+                <w:rFonts w:asciiTheme="majorHAnsi" w:hAnsiTheme="majorHAnsi" w:cstheme="majorHAnsi"/>
+                <w:sz w:val="22"/>
+              </w:rPr>
+            </w:pPr>
           </w:p>
         </w:tc>
       </w:tr>
@@ -731,10 +900,6 @@
           <w:p>
             <w:pPr>
               <w:pStyle w:val="CellPlaceholder"/>
-              <w:rPr>
-                <w:rFonts w:asciiTheme="majorHAnsi" w:hAnsiTheme="majorHAnsi" w:cstheme="majorHAnsi"/>
-                <w:sz w:val="22"/>
-              </w:rPr>
             </w:pPr>
             <w:r>
               <w:t>git commit -m "Initial project setup"</w:t>
@@ -746,6 +911,19 @@
             <w:r>
               <w:br/>
               <w:t>git commit -m "Added traffic simulation scenarios"</w:t>
+            </w:r>
+          </w:p>
+          <w:p>
+            <w:pPr>
+              <w:pStyle w:val="CellPlaceholder"/>
+              <w:rPr>
+                <w:rFonts w:asciiTheme="majorHAnsi" w:hAnsiTheme="majorHAnsi" w:cstheme="majorHAnsi"/>
+                <w:sz w:val="22"/>
+              </w:rPr>
+            </w:pPr>
+            <w:r>
+              <w:lastRenderedPageBreak/>
+              <w:t>git commit -m "Configured routing and signal definitions"</w:t>
             </w:r>
           </w:p>
         </w:tc>
@@ -786,6 +964,7 @@
                 <w:rFonts w:asciiTheme="majorHAnsi" w:hAnsiTheme="majorHAnsi" w:cstheme="majorHAnsi"/>
                 <w:sz w:val="22"/>
               </w:rPr>
+              <w:lastRenderedPageBreak/>
               <w:t>Testing, debugging, or validation carried out</w:t>
             </w:r>
           </w:p>
@@ -872,6 +1051,7 @@
               <w:rPr>
                 <w:rFonts w:asciiTheme="majorHAnsi" w:hAnsiTheme="majorHAnsi" w:cstheme="majorHAnsi"/>
                 <w:sz w:val="22"/>
+                <w:lang w:val="en-IN"/>
               </w:rPr>
             </w:pPr>
             <w:r>
@@ -882,6 +1062,78 @@
               </w:rPr>
               <w:t xml:space="preserve">  Validated network topology and route generation.</w:t>
             </w:r>
+          </w:p>
+          <w:p>
+            <w:pPr>
+              <w:pStyle w:val="CellPlaceholder"/>
+              <w:rPr>
+                <w:rFonts w:asciiTheme="majorHAnsi" w:hAnsiTheme="majorHAnsi" w:cstheme="majorHAnsi"/>
+                <w:sz w:val="22"/>
+                <w:lang w:val="en-IN"/>
+              </w:rPr>
+            </w:pPr>
+            <w:r>
+              <w:rPr>
+                <w:rFonts w:asciiTheme="majorHAnsi" w:hAnsiTheme="majorHAnsi" w:cstheme="majorHAnsi"/>
+                <w:sz w:val="22"/>
+                <w:lang w:val="en-IN"/>
+              </w:rPr>
+              <w:t xml:space="preserve">   </w:t>
+            </w:r>
+            <w:r>
+              <w:rPr>
+                <w:rFonts w:asciiTheme="majorHAnsi" w:hAnsiTheme="majorHAnsi" w:cstheme="majorHAnsi"/>
+                <w:sz w:val="22"/>
+                <w:lang w:val="en-IN"/>
+              </w:rPr>
+              <w:t xml:space="preserve">Executed sample SUMO simulations. </w:t>
+            </w:r>
+          </w:p>
+          <w:p>
+            <w:pPr>
+              <w:pStyle w:val="CellPlaceholder"/>
+              <w:rPr>
+                <w:rFonts w:asciiTheme="majorHAnsi" w:hAnsiTheme="majorHAnsi" w:cstheme="majorHAnsi"/>
+                <w:sz w:val="22"/>
+                <w:lang w:val="en-IN"/>
+              </w:rPr>
+            </w:pPr>
+            <w:r>
+              <w:rPr>
+                <w:rFonts w:asciiTheme="majorHAnsi" w:hAnsiTheme="majorHAnsi" w:cstheme="majorHAnsi"/>
+                <w:sz w:val="22"/>
+                <w:lang w:val="en-IN"/>
+              </w:rPr>
+              <w:t xml:space="preserve">Verify network </w:t>
+            </w:r>
+            <w:r>
+              <w:rPr>
+                <w:rFonts w:asciiTheme="majorHAnsi" w:hAnsiTheme="majorHAnsi" w:cstheme="majorHAnsi"/>
+                <w:sz w:val="22"/>
+                <w:lang w:val="en-IN"/>
+              </w:rPr>
+              <w:t>connectivity</w:t>
+            </w:r>
+          </w:p>
+          <w:p>
+            <w:pPr>
+              <w:pStyle w:val="CellPlaceholder"/>
+              <w:rPr>
+                <w:rFonts w:asciiTheme="majorHAnsi" w:hAnsiTheme="majorHAnsi" w:cstheme="majorHAnsi"/>
+                <w:sz w:val="22"/>
+                <w:lang w:val="en-IN"/>
+              </w:rPr>
+            </w:pPr>
+          </w:p>
+          <w:p>
+            <w:pPr>
+              <w:pStyle w:val="CellPlaceholder"/>
+              <w:rPr>
+                <w:rFonts w:asciiTheme="majorHAnsi" w:hAnsiTheme="majorHAnsi" w:cstheme="majorHAnsi"/>
+                <w:sz w:val="22"/>
+                <w:lang w:val="en-IN"/>
+              </w:rPr>
+            </w:pPr>
           </w:p>
         </w:tc>
       </w:tr>
@@ -1644,6 +1896,7 @@
                 <w:color w:val="FFFFFF"/>
                 <w:sz w:val="22"/>
               </w:rPr>
+              <w:lastRenderedPageBreak/>
               <w:t xml:space="preserve">Weeks </w:t>
             </w:r>
             <w:r>
@@ -2012,7 +2265,6 @@
                 <w:rFonts w:asciiTheme="majorHAnsi" w:hAnsiTheme="majorHAnsi" w:cstheme="majorHAnsi"/>
                 <w:sz w:val="22"/>
               </w:rPr>
-              <w:lastRenderedPageBreak/>
               <w:t>Problems encountered and how they were addressed</w:t>
             </w:r>
           </w:p>
@@ -2698,6 +2950,7 @@
                 <w:color w:val="FFFFFF"/>
                 <w:sz w:val="22"/>
               </w:rPr>
+              <w:lastRenderedPageBreak/>
               <w:t xml:space="preserve">Weeks </w:t>
             </w:r>
             <w:r>
@@ -3066,7 +3319,6 @@
                 <w:rFonts w:asciiTheme="majorHAnsi" w:hAnsiTheme="majorHAnsi" w:cstheme="majorHAnsi"/>
                 <w:sz w:val="22"/>
               </w:rPr>
-              <w:lastRenderedPageBreak/>
               <w:t>Problems encountered and how they were addressed</w:t>
             </w:r>
           </w:p>
@@ -3370,6 +3622,155 @@
       </w:rPr>
     </w:lvl>
   </w:abstractNum>
+  <w:abstractNum w:abstractNumId="9" w15:restartNumberingAfterBreak="0">
+    <w:nsid w:val="71BD41A5"/>
+    <w:multiLevelType w:val="multilevel"/>
+    <w:tmpl w:val="50B20B36"/>
+    <w:lvl w:ilvl="0">
+      <w:start w:val="1"/>
+      <w:numFmt w:val="bullet"/>
+      <w:lvlText w:val=""/>
+      <w:lvlJc w:val="left"/>
+      <w:pPr>
+        <w:tabs>
+          <w:tab w:val="num" w:pos="720"/>
+        </w:tabs>
+        <w:ind w:left="720" w:hanging="360"/>
+      </w:pPr>
+      <w:rPr>
+        <w:rFonts w:ascii="Symbol" w:hAnsi="Symbol" w:hint="default"/>
+        <w:sz w:val="20"/>
+      </w:rPr>
+    </w:lvl>
+    <w:lvl w:ilvl="1" w:tentative="1">
+      <w:start w:val="1"/>
+      <w:numFmt w:val="bullet"/>
+      <w:lvlText w:val="o"/>
+      <w:lvlJc w:val="left"/>
+      <w:pPr>
+        <w:tabs>
+          <w:tab w:val="num" w:pos="1440"/>
+        </w:tabs>
+        <w:ind w:left="1440" w:hanging="360"/>
+      </w:pPr>
+      <w:rPr>
+        <w:rFonts w:ascii="Courier New" w:hAnsi="Courier New" w:hint="default"/>
+        <w:sz w:val="20"/>
+      </w:rPr>
+    </w:lvl>
+    <w:lvl w:ilvl="2" w:tentative="1">
+      <w:start w:val="1"/>
+      <w:numFmt w:val="bullet"/>
+      <w:lvlText w:val=""/>
+      <w:lvlJc w:val="left"/>
+      <w:pPr>
+        <w:tabs>
+          <w:tab w:val="num" w:pos="2160"/>
+        </w:tabs>
+        <w:ind w:left="2160" w:hanging="360"/>
+      </w:pPr>
+      <w:rPr>
+        <w:rFonts w:ascii="Wingdings" w:hAnsi="Wingdings" w:hint="default"/>
+        <w:sz w:val="20"/>
+      </w:rPr>
+    </w:lvl>
+    <w:lvl w:ilvl="3" w:tentative="1">
+      <w:start w:val="1"/>
+      <w:numFmt w:val="bullet"/>
+      <w:lvlText w:val=""/>
+      <w:lvlJc w:val="left"/>
+      <w:pPr>
+        <w:tabs>
+          <w:tab w:val="num" w:pos="2880"/>
+        </w:tabs>
+        <w:ind w:left="2880" w:hanging="360"/>
+      </w:pPr>
+      <w:rPr>
+        <w:rFonts w:ascii="Wingdings" w:hAnsi="Wingdings" w:hint="default"/>
+        <w:sz w:val="20"/>
+      </w:rPr>
+    </w:lvl>
+    <w:lvl w:ilvl="4" w:tentative="1">
+      <w:start w:val="1"/>
+      <w:numFmt w:val="bullet"/>
+      <w:lvlText w:val=""/>
+      <w:lvlJc w:val="left"/>
+      <w:pPr>
+        <w:tabs>
+          <w:tab w:val="num" w:pos="3600"/>
+        </w:tabs>
+        <w:ind w:left="3600" w:hanging="360"/>
+      </w:pPr>
+      <w:rPr>
+        <w:rFonts w:ascii="Wingdings" w:hAnsi="Wingdings" w:hint="default"/>
+        <w:sz w:val="20"/>
+      </w:rPr>
+    </w:lvl>
+    <w:lvl w:ilvl="5" w:tentative="1">
+      <w:start w:val="1"/>
+      <w:numFmt w:val="bullet"/>
+      <w:lvlText w:val=""/>
+      <w:lvlJc w:val="left"/>
+      <w:pPr>
+        <w:tabs>
+          <w:tab w:val="num" w:pos="4320"/>
+        </w:tabs>
+        <w:ind w:left="4320" w:hanging="360"/>
+      </w:pPr>
+      <w:rPr>
+        <w:rFonts w:ascii="Wingdings" w:hAnsi="Wingdings" w:hint="default"/>
+        <w:sz w:val="20"/>
+      </w:rPr>
+    </w:lvl>
+    <w:lvl w:ilvl="6" w:tentative="1">
+      <w:start w:val="1"/>
+      <w:numFmt w:val="bullet"/>
+      <w:lvlText w:val=""/>
+      <w:lvlJc w:val="left"/>
+      <w:pPr>
+        <w:tabs>
+          <w:tab w:val="num" w:pos="5040"/>
+        </w:tabs>
+        <w:ind w:left="5040" w:hanging="360"/>
+      </w:pPr>
+      <w:rPr>
+        <w:rFonts w:ascii="Wingdings" w:hAnsi="Wingdings" w:hint="default"/>
+        <w:sz w:val="20"/>
+      </w:rPr>
+    </w:lvl>
+    <w:lvl w:ilvl="7" w:tentative="1">
+      <w:start w:val="1"/>
+      <w:numFmt w:val="bullet"/>
+      <w:lvlText w:val=""/>
+      <w:lvlJc w:val="left"/>
+      <w:pPr>
+        <w:tabs>
+          <w:tab w:val="num" w:pos="5760"/>
+        </w:tabs>
+        <w:ind w:left="5760" w:hanging="360"/>
+      </w:pPr>
+      <w:rPr>
+        <w:rFonts w:ascii="Wingdings" w:hAnsi="Wingdings" w:hint="default"/>
+        <w:sz w:val="20"/>
+      </w:rPr>
+    </w:lvl>
+    <w:lvl w:ilvl="8" w:tentative="1">
+      <w:start w:val="1"/>
+      <w:numFmt w:val="bullet"/>
+      <w:lvlText w:val=""/>
+      <w:lvlJc w:val="left"/>
+      <w:pPr>
+        <w:tabs>
+          <w:tab w:val="num" w:pos="6480"/>
+        </w:tabs>
+        <w:ind w:left="6480" w:hanging="360"/>
+      </w:pPr>
+      <w:rPr>
+        <w:rFonts w:ascii="Wingdings" w:hAnsi="Wingdings" w:hint="default"/>
+        <w:sz w:val="20"/>
+      </w:rPr>
+    </w:lvl>
+  </w:abstractNum>
   <w:num w:numId="1" w16cid:durableId="1912740028">
     <w:abstractNumId w:val="8"/>
   </w:num>
@@ -3396,6 +3797,21 @@
   </w:num>
   <w:num w:numId="9" w16cid:durableId="1484849903">
     <w:abstractNumId w:val="0"/>
+  </w:num>
+  <w:num w:numId="10" w16cid:durableId="1182861853">
+    <w:abstractNumId w:val="9"/>
+  </w:num>
+  <w:num w:numId="11" w16cid:durableId="391001910">
+    <w:abstractNumId w:val="9"/>
+    <w:lvlOverride w:ilvl="0"/>
+    <w:lvlOverride w:ilvl="1"/>
+    <w:lvlOverride w:ilvl="2"/>
+    <w:lvlOverride w:ilvl="3"/>
+    <w:lvlOverride w:ilvl="4"/>
+    <w:lvlOverride w:ilvl="5"/>
+    <w:lvlOverride w:ilvl="6"/>
+    <w:lvlOverride w:ilvl="7"/>
+    <w:lvlOverride w:ilvl="8"/>
   </w:num>
 </w:numbering>
 </file>
@@ -4007,7 +4423,6 @@
   <w:style w:type="character" w:default="1" w:styleId="DefaultParagraphFont">
     <w:name w:val="Default Paragraph Font"/>
     <w:uiPriority w:val="1"/>
-    <w:semiHidden/>
     <w:unhideWhenUsed/>
   </w:style>
   <w:style w:type="table" w:default="1" w:styleId="TableNormal">

--- a/Reports/Git_Repository_Template.docx
+++ b/Reports/Git_Repository_Template.docx
@@ -76,23 +76,7 @@
                 <w:rFonts w:asciiTheme="majorHAnsi" w:hAnsiTheme="majorHAnsi" w:cstheme="majorHAnsi"/>
                 <w:szCs w:val="21"/>
               </w:rPr>
-              <w:t xml:space="preserve">. Update it every two weeks and do not remove earlier records. Use it to </w:t>
-            </w:r>
-            <w:proofErr w:type="spellStart"/>
-            <w:r>
-              <w:rPr>
-                <w:rFonts w:asciiTheme="majorHAnsi" w:hAnsiTheme="majorHAnsi" w:cstheme="majorHAnsi"/>
-                <w:szCs w:val="21"/>
-              </w:rPr>
-              <w:t>summarise</w:t>
-            </w:r>
-            <w:proofErr w:type="spellEnd"/>
-            <w:r>
-              <w:rPr>
-                <w:rFonts w:asciiTheme="majorHAnsi" w:hAnsiTheme="majorHAnsi" w:cstheme="majorHAnsi"/>
-                <w:szCs w:val="21"/>
-              </w:rPr>
-              <w:t xml:space="preserve"> sustained implementation and development work evidenced through your Git repository or equivalent version-controlled development record.</w:t>
+              <w:t>. Update it every two weeks and do not remove earlier records. Use it to summarise sustained implementation and development work evidenced through your Git repository or equivalent version-controlled development record.</w:t>
             </w:r>
             <w:r>
               <w:rPr>
@@ -109,29 +93,7 @@
                 <w:bCs w:val="0"/>
                 <w:szCs w:val="21"/>
               </w:rPr>
-              <w:t xml:space="preserve">Each entry should </w:t>
-            </w:r>
-            <w:proofErr w:type="spellStart"/>
-            <w:r>
-              <w:rPr>
-                <w:rStyle w:val="Strong"/>
-                <w:rFonts w:asciiTheme="majorHAnsi" w:hAnsiTheme="majorHAnsi" w:cstheme="majorHAnsi"/>
-                <w:b w:val="0"/>
-                <w:bCs w:val="0"/>
-                <w:szCs w:val="21"/>
-              </w:rPr>
-              <w:t>summarise</w:t>
-            </w:r>
-            <w:proofErr w:type="spellEnd"/>
-            <w:r>
-              <w:rPr>
-                <w:rStyle w:val="Strong"/>
-                <w:rFonts w:asciiTheme="majorHAnsi" w:hAnsiTheme="majorHAnsi" w:cstheme="majorHAnsi"/>
-                <w:b w:val="0"/>
-                <w:bCs w:val="0"/>
-                <w:szCs w:val="21"/>
-              </w:rPr>
-              <w:t xml:space="preserve"> the development work completed, the principal files or components affected, and the key evidence of progress. Where applicable, relevant screenshots of the Git commit history should also </w:t>
+              <w:t xml:space="preserve">Each entry should summarise the development work completed, the principal files or components affected, and the key evidence of progress. Where applicable, relevant screenshots of the Git commit history should also </w:t>
             </w:r>
             <w:r>
               <w:rPr>
@@ -657,19 +619,8 @@
                 <w:rFonts w:asciiTheme="majorHAnsi" w:hAnsiTheme="majorHAnsi" w:cstheme="majorHAnsi"/>
                 <w:sz w:val="22"/>
               </w:rPr>
-              <w:t xml:space="preserve"> </w:t>
-            </w:r>
-            <w:proofErr w:type="spellStart"/>
-            <w:proofErr w:type="gramStart"/>
-            <w:r>
-              <w:rPr>
-                <w:rFonts w:asciiTheme="majorHAnsi" w:hAnsiTheme="majorHAnsi" w:cstheme="majorHAnsi"/>
-                <w:sz w:val="22"/>
-              </w:rPr>
-              <w:t>simulation.sumocfg</w:t>
-            </w:r>
-            <w:proofErr w:type="spellEnd"/>
-            <w:proofErr w:type="gramEnd"/>
+              <w:t xml:space="preserve"> simulation.sumocfg</w:t>
+            </w:r>
           </w:p>
           <w:p>
             <w:pPr>
@@ -1289,23 +1240,7 @@
                 <w:rFonts w:asciiTheme="majorHAnsi" w:hAnsiTheme="majorHAnsi" w:cstheme="majorHAnsi"/>
                 <w:sz w:val="22"/>
               </w:rPr>
-              <w:t xml:space="preserve">Integrate SUMO with Python using </w:t>
-            </w:r>
-            <w:proofErr w:type="spellStart"/>
-            <w:r>
-              <w:rPr>
-                <w:rFonts w:asciiTheme="majorHAnsi" w:hAnsiTheme="majorHAnsi" w:cstheme="majorHAnsi"/>
-                <w:sz w:val="22"/>
-              </w:rPr>
-              <w:t>TraCI</w:t>
-            </w:r>
-            <w:proofErr w:type="spellEnd"/>
-            <w:r>
-              <w:rPr>
-                <w:rFonts w:asciiTheme="majorHAnsi" w:hAnsiTheme="majorHAnsi" w:cstheme="majorHAnsi"/>
-                <w:sz w:val="22"/>
-              </w:rPr>
-              <w:t xml:space="preserve"> and begin traffic data collection.</w:t>
+              <w:t>Integrate SUMO with Python using TraCI and begin traffic data collection.</w:t>
             </w:r>
           </w:p>
         </w:tc>
@@ -1467,6 +1402,13 @@
               </w:rPr>
               <w:t xml:space="preserve"> </w:t>
             </w:r>
+            <w:r>
+              <w:rPr>
+                <w:b/>
+                <w:bCs/>
+              </w:rPr>
+              <w:t>Integrated SUMO with Python using TraCI. Developed modules for simulation control, traffic monitoring</w:t>
+            </w:r>
           </w:p>
         </w:tc>
       </w:tr>
@@ -1542,6 +1484,50 @@
               </w:rPr>
               <w:t xml:space="preserve"> </w:t>
             </w:r>
+            <w:r>
+              <w:rPr>
+                <w:b/>
+                <w:bCs/>
+              </w:rPr>
+              <w:t>traffic_controller/</w:t>
+            </w:r>
+            <w:r>
+              <w:rPr>
+                <w:b/>
+                <w:bCs/>
+              </w:rPr>
+              <w:br/>
+            </w:r>
+            <w:r>
+              <w:rPr>
+                <w:rFonts w:ascii="MS Gothic" w:eastAsia="MS Gothic" w:hAnsi="MS Gothic" w:cs="MS Gothic" w:hint="eastAsia"/>
+                <w:b/>
+                <w:bCs/>
+              </w:rPr>
+              <w:t>├</w:t>
+            </w:r>
+            <w:r>
+              <w:rPr>
+                <w:rFonts w:ascii="Calibri" w:hAnsi="Calibri" w:cs="Calibri"/>
+                <w:b/>
+                <w:bCs/>
+              </w:rPr>
+              <w:t>──</w:t>
+            </w:r>
+            <w:r>
+              <w:rPr>
+                <w:b/>
+                <w:bCs/>
+              </w:rPr>
+              <w:t xml:space="preserve"> main.py</w:t>
+            </w:r>
+            <w:r>
+              <w:rPr>
+                <w:b/>
+                <w:bCs/>
+              </w:rPr>
+              <w:br/>
+            </w:r>
           </w:p>
         </w:tc>
       </w:tr>
@@ -1612,10 +1598,17 @@
             </w:pPr>
             <w:r>
               <w:rPr>
-                <w:rFonts w:asciiTheme="majorHAnsi" w:hAnsiTheme="majorHAnsi" w:cstheme="majorHAnsi"/>
-                <w:sz w:val="22"/>
-              </w:rPr>
-              <w:t>Enter a short summary of commit activity here. Add commit-history screenshots if applicable.</w:t>
+                <w:b/>
+                <w:bCs/>
+              </w:rPr>
+              <w:t>git commit -m "Implemented SUMO-TraCI integration"</w:t>
+            </w:r>
+            <w:r>
+              <w:rPr>
+                <w:b/>
+                <w:bCs/>
+              </w:rPr>
+              <w:br/>
             </w:r>
           </w:p>
         </w:tc>
@@ -1679,19 +1672,43 @@
           </w:tcPr>
           <w:p>
             <w:pPr>
+              <w:numPr>
+                <w:ilvl w:val="0"/>
+                <w:numId w:val="12"/>
+              </w:numPr>
+              <w:spacing w:after="160" w:line="278" w:lineRule="auto"/>
+            </w:pPr>
+            <w:r>
+              <w:rPr>
+                <w:rFonts w:asciiTheme="majorHAnsi" w:hAnsiTheme="majorHAnsi" w:cstheme="majorHAnsi"/>
+                <w:sz w:val="22"/>
+              </w:rPr>
+              <w:t xml:space="preserve"> </w:t>
+            </w:r>
+            <w:r>
+              <w:t xml:space="preserve">Verified Python-SUMO communication. </w:t>
+            </w:r>
+          </w:p>
+          <w:p>
+            <w:pPr>
+              <w:numPr>
+                <w:ilvl w:val="0"/>
+                <w:numId w:val="12"/>
+              </w:numPr>
+              <w:spacing w:after="160" w:line="278" w:lineRule="auto"/>
+            </w:pPr>
+            <w:r>
+              <w:t xml:space="preserve">Tested extraction of traffic metrics. </w:t>
+            </w:r>
+          </w:p>
+          <w:p>
+            <w:pPr>
               <w:pStyle w:val="CellPlaceholder"/>
               <w:rPr>
                 <w:rFonts w:asciiTheme="majorHAnsi" w:hAnsiTheme="majorHAnsi" w:cstheme="majorHAnsi"/>
                 <w:sz w:val="22"/>
               </w:rPr>
             </w:pPr>
-            <w:r>
-              <w:rPr>
-                <w:rFonts w:asciiTheme="majorHAnsi" w:hAnsiTheme="majorHAnsi" w:cstheme="majorHAnsi"/>
-                <w:sz w:val="22"/>
-              </w:rPr>
-              <w:t xml:space="preserve"> </w:t>
-            </w:r>
           </w:p>
         </w:tc>
       </w:tr>
@@ -1767,6 +1784,13 @@
               </w:rPr>
               <w:t xml:space="preserve"> </w:t>
             </w:r>
+            <w:r>
+              <w:rPr>
+                <w:b/>
+                <w:bCs/>
+              </w:rPr>
+              <w:t>Synchronization issues between SUMO simulation steps</w:t>
+            </w:r>
           </w:p>
         </w:tc>
       </w:tr>
@@ -1806,6 +1830,7 @@
                 <w:rFonts w:asciiTheme="majorHAnsi" w:hAnsiTheme="majorHAnsi" w:cstheme="majorHAnsi"/>
                 <w:sz w:val="22"/>
               </w:rPr>
+              <w:lastRenderedPageBreak/>
               <w:t>Next development steps</w:t>
             </w:r>
           </w:p>
@@ -1829,18 +1854,20 @@
           </w:tcPr>
           <w:p>
             <w:pPr>
-              <w:pStyle w:val="CellPlaceholder"/>
-              <w:rPr>
-                <w:rFonts w:asciiTheme="majorHAnsi" w:hAnsiTheme="majorHAnsi" w:cstheme="majorHAnsi"/>
-                <w:sz w:val="22"/>
+              <w:rPr>
+                <w:b/>
+                <w:bCs/>
               </w:rPr>
             </w:pPr>
             <w:r>
-              <w:rPr>
-                <w:rFonts w:asciiTheme="majorHAnsi" w:hAnsiTheme="majorHAnsi" w:cstheme="majorHAnsi"/>
-                <w:sz w:val="22"/>
-              </w:rPr>
-              <w:t>Outline the planned development tasks for the next two-week period.</w:t>
+              <w:t>Implement decentralized intersection nodes and adaptive traffic signal controllers capable of making local traffic management decisions</w:t>
+            </w:r>
+            <w:r>
+              <w:rPr>
+                <w:b/>
+                <w:bCs/>
+              </w:rPr>
+              <w:t>.</w:t>
             </w:r>
           </w:p>
         </w:tc>
@@ -1896,7 +1923,6 @@
                 <w:color w:val="FFFFFF"/>
                 <w:sz w:val="22"/>
               </w:rPr>
-              <w:lastRenderedPageBreak/>
               <w:t xml:space="preserve">Weeks </w:t>
             </w:r>
             <w:r>
@@ -2785,6 +2811,7 @@
                 <w:rFonts w:asciiTheme="majorHAnsi" w:hAnsiTheme="majorHAnsi" w:cstheme="majorHAnsi"/>
                 <w:sz w:val="22"/>
               </w:rPr>
+              <w:lastRenderedPageBreak/>
               <w:t>Problems encountered and how they were addressed</w:t>
             </w:r>
           </w:p>
@@ -2950,7 +2977,6 @@
                 <w:color w:val="FFFFFF"/>
                 <w:sz w:val="22"/>
               </w:rPr>
-              <w:lastRenderedPageBreak/>
               <w:t xml:space="preserve">Weeks </w:t>
             </w:r>
             <w:r>
@@ -3623,6 +3649,155 @@
     </w:lvl>
   </w:abstractNum>
   <w:abstractNum w:abstractNumId="9" w15:restartNumberingAfterBreak="0">
+    <w:nsid w:val="1BAD0034"/>
+    <w:multiLevelType w:val="multilevel"/>
+    <w:tmpl w:val="ECB2046E"/>
+    <w:lvl w:ilvl="0">
+      <w:start w:val="1"/>
+      <w:numFmt w:val="bullet"/>
+      <w:lvlText w:val=""/>
+      <w:lvlJc w:val="left"/>
+      <w:pPr>
+        <w:tabs>
+          <w:tab w:val="num" w:pos="720"/>
+        </w:tabs>
+        <w:ind w:left="720" w:hanging="360"/>
+      </w:pPr>
+      <w:rPr>
+        <w:rFonts w:ascii="Symbol" w:hAnsi="Symbol" w:hint="default"/>
+        <w:sz w:val="20"/>
+      </w:rPr>
+    </w:lvl>
+    <w:lvl w:ilvl="1" w:tentative="1">
+      <w:start w:val="1"/>
+      <w:numFmt w:val="bullet"/>
+      <w:lvlText w:val="o"/>
+      <w:lvlJc w:val="left"/>
+      <w:pPr>
+        <w:tabs>
+          <w:tab w:val="num" w:pos="1440"/>
+        </w:tabs>
+        <w:ind w:left="1440" w:hanging="360"/>
+      </w:pPr>
+      <w:rPr>
+        <w:rFonts w:ascii="Courier New" w:hAnsi="Courier New" w:hint="default"/>
+        <w:sz w:val="20"/>
+      </w:rPr>
+    </w:lvl>
+    <w:lvl w:ilvl="2" w:tentative="1">
+      <w:start w:val="1"/>
+      <w:numFmt w:val="bullet"/>
+      <w:lvlText w:val=""/>
+      <w:lvlJc w:val="left"/>
+      <w:pPr>
+        <w:tabs>
+          <w:tab w:val="num" w:pos="2160"/>
+        </w:tabs>
+        <w:ind w:left="2160" w:hanging="360"/>
+      </w:pPr>
+      <w:rPr>
+        <w:rFonts w:ascii="Wingdings" w:hAnsi="Wingdings" w:hint="default"/>
+        <w:sz w:val="20"/>
+      </w:rPr>
+    </w:lvl>
+    <w:lvl w:ilvl="3" w:tentative="1">
+      <w:start w:val="1"/>
+      <w:numFmt w:val="bullet"/>
+      <w:lvlText w:val=""/>
+      <w:lvlJc w:val="left"/>
+      <w:pPr>
+        <w:tabs>
+          <w:tab w:val="num" w:pos="2880"/>
+        </w:tabs>
+        <w:ind w:left="2880" w:hanging="360"/>
+      </w:pPr>
+      <w:rPr>
+        <w:rFonts w:ascii="Wingdings" w:hAnsi="Wingdings" w:hint="default"/>
+        <w:sz w:val="20"/>
+      </w:rPr>
+    </w:lvl>
+    <w:lvl w:ilvl="4" w:tentative="1">
+      <w:start w:val="1"/>
+      <w:numFmt w:val="bullet"/>
+      <w:lvlText w:val=""/>
+      <w:lvlJc w:val="left"/>
+      <w:pPr>
+        <w:tabs>
+          <w:tab w:val="num" w:pos="3600"/>
+        </w:tabs>
+        <w:ind w:left="3600" w:hanging="360"/>
+      </w:pPr>
+      <w:rPr>
+        <w:rFonts w:ascii="Wingdings" w:hAnsi="Wingdings" w:hint="default"/>
+        <w:sz w:val="20"/>
+      </w:rPr>
+    </w:lvl>
+    <w:lvl w:ilvl="5" w:tentative="1">
+      <w:start w:val="1"/>
+      <w:numFmt w:val="bullet"/>
+      <w:lvlText w:val=""/>
+      <w:lvlJc w:val="left"/>
+      <w:pPr>
+        <w:tabs>
+          <w:tab w:val="num" w:pos="4320"/>
+        </w:tabs>
+        <w:ind w:left="4320" w:hanging="360"/>
+      </w:pPr>
+      <w:rPr>
+        <w:rFonts w:ascii="Wingdings" w:hAnsi="Wingdings" w:hint="default"/>
+        <w:sz w:val="20"/>
+      </w:rPr>
+    </w:lvl>
+    <w:lvl w:ilvl="6" w:tentative="1">
+      <w:start w:val="1"/>
+      <w:numFmt w:val="bullet"/>
+      <w:lvlText w:val=""/>
+      <w:lvlJc w:val="left"/>
+      <w:pPr>
+        <w:tabs>
+          <w:tab w:val="num" w:pos="5040"/>
+        </w:tabs>
+        <w:ind w:left="5040" w:hanging="360"/>
+      </w:pPr>
+      <w:rPr>
+        <w:rFonts w:ascii="Wingdings" w:hAnsi="Wingdings" w:hint="default"/>
+        <w:sz w:val="20"/>
+      </w:rPr>
+    </w:lvl>
+    <w:lvl w:ilvl="7" w:tentative="1">
+      <w:start w:val="1"/>
+      <w:numFmt w:val="bullet"/>
+      <w:lvlText w:val=""/>
+      <w:lvlJc w:val="left"/>
+      <w:pPr>
+        <w:tabs>
+          <w:tab w:val="num" w:pos="5760"/>
+        </w:tabs>
+        <w:ind w:left="5760" w:hanging="360"/>
+      </w:pPr>
+      <w:rPr>
+        <w:rFonts w:ascii="Wingdings" w:hAnsi="Wingdings" w:hint="default"/>
+        <w:sz w:val="20"/>
+      </w:rPr>
+    </w:lvl>
+    <w:lvl w:ilvl="8" w:tentative="1">
+      <w:start w:val="1"/>
+      <w:numFmt w:val="bullet"/>
+      <w:lvlText w:val=""/>
+      <w:lvlJc w:val="left"/>
+      <w:pPr>
+        <w:tabs>
+          <w:tab w:val="num" w:pos="6480"/>
+        </w:tabs>
+        <w:ind w:left="6480" w:hanging="360"/>
+      </w:pPr>
+      <w:rPr>
+        <w:rFonts w:ascii="Wingdings" w:hAnsi="Wingdings" w:hint="default"/>
+        <w:sz w:val="20"/>
+      </w:rPr>
+    </w:lvl>
+  </w:abstractNum>
+  <w:abstractNum w:abstractNumId="10" w15:restartNumberingAfterBreak="0">
     <w:nsid w:val="71BD41A5"/>
     <w:multiLevelType w:val="multilevel"/>
     <w:tmpl w:val="50B20B36"/>
@@ -3799,19 +3974,13 @@
     <w:abstractNumId w:val="0"/>
   </w:num>
   <w:num w:numId="10" w16cid:durableId="1182861853">
-    <w:abstractNumId w:val="9"/>
+    <w:abstractNumId w:val="10"/>
   </w:num>
   <w:num w:numId="11" w16cid:durableId="391001910">
+    <w:abstractNumId w:val="10"/>
+  </w:num>
+  <w:num w:numId="12" w16cid:durableId="573854341">
     <w:abstractNumId w:val="9"/>
-    <w:lvlOverride w:ilvl="0"/>
-    <w:lvlOverride w:ilvl="1"/>
-    <w:lvlOverride w:ilvl="2"/>
-    <w:lvlOverride w:ilvl="3"/>
-    <w:lvlOverride w:ilvl="4"/>
-    <w:lvlOverride w:ilvl="5"/>
-    <w:lvlOverride w:ilvl="6"/>
-    <w:lvlOverride w:ilvl="7"/>
-    <w:lvlOverride w:ilvl="8"/>
   </w:num>
 </w:numbering>
 </file>
@@ -4423,6 +4592,7 @@
   <w:style w:type="character" w:default="1" w:styleId="DefaultParagraphFont">
     <w:name w:val="Default Paragraph Font"/>
     <w:uiPriority w:val="1"/>
+    <w:semiHidden/>
     <w:unhideWhenUsed/>
   </w:style>
   <w:style w:type="table" w:default="1" w:styleId="TableNormal">

--- a/Reports/Git_Repository_Template.docx
+++ b/Reports/Git_Repository_Template.docx
@@ -1,6 +1,6 @@
 
 <file path=word/document.xml><?xml version="1.0" encoding="utf-8"?>
-<w:document xmlns:wpc="http://schemas.microsoft.com/office/word/2010/wordprocessingCanvas" xmlns:cx="http://schemas.microsoft.com/office/drawing/2014/chartex" xmlns:cx1="http://schemas.microsoft.com/office/drawing/2015/9/8/chartex" xmlns:cx2="http://schemas.microsoft.com/office/drawing/2015/10/21/chartex" xmlns:cx3="http://schemas.microsoft.com/office/drawing/2016/5/9/chartex" xmlns:cx4="http://schemas.microsoft.com/office/drawing/2016/5/10/chartex" xmlns:cx5="http://schemas.microsoft.com/office/drawing/2016/5/11/chartex" xmlns:cx6="http://schemas.microsoft.com/office/drawing/2016/5/12/chartex" xmlns:cx7="http://schemas.microsoft.com/office/drawing/2016/5/13/chartex" xmlns:cx8="http://schemas.microsoft.com/office/drawing/2016/5/14/chartex" xmlns:mc="http://schemas.openxmlformats.org/markup-compatibility/2006" xmlns:aink="http://schemas.microsoft.com/office/drawing/2016/ink" xmlns:am3d="http://schemas.microsoft.com/office/drawing/2017/model3d" xmlns:o="urn:schemas-microsoft-com:office:office" xmlns:oel="http://schemas.microsoft.com/office/2019/extlst" xmlns:r="http://schemas.openxmlformats.org/officeDocument/2006/relationships" xmlns:m="http://schemas.openxmlformats.org/officeDocument/2006/math" xmlns:v="urn:schemas-microsoft-com:vml" xmlns:wp14="http://schemas.microsoft.com/office/word/2010/wordprocessingDrawing" xmlns:wp="http://schemas.openxmlformats.org/drawingml/2006/wordprocessingDrawing" xmlns:w10="urn:schemas-microsoft-com:office:word" xmlns:w="http://schemas.openxmlformats.org/wordprocessingml/2006/main" xmlns:w14="http://schemas.microsoft.com/office/word/2010/wordml" xmlns:w15="http://schemas.microsoft.com/office/word/2012/wordml" xmlns:w16cex="http://schemas.microsoft.com/office/word/2018/wordml/cex" xmlns:w16cid="http://schemas.microsoft.com/office/word/2016/wordml/cid" xmlns:w16="http://schemas.microsoft.com/office/word/2018/wordml" xmlns:w16du="http://schemas.microsoft.com/office/word/2023/wordml/word16du" xmlns:w16sdtdh="http://schemas.microsoft.com/office/word/2020/wordml/sdtdatahash" xmlns:w16sdtfl="http://schemas.microsoft.com/office/word/2024/wordml/sdtformatlock" xmlns:w16se="http://schemas.microsoft.com/office/word/2015/wordml/symex" xmlns:wpg="http://schemas.microsoft.com/office/word/2010/wordprocessingGroup" xmlns:wpi="http://schemas.microsoft.com/office/word/2010/wordprocessingInk" xmlns:wne="http://schemas.microsoft.com/office/word/2006/wordml" xmlns:wps="http://schemas.microsoft.com/office/word/2010/wordprocessingShape" mc:Ignorable="w14 w15 w16se w16cid w16 w16cex w16sdtdh w16sdtfl w16du wp14">
+<w:document xmlns:wpc="http://schemas.microsoft.com/office/word/2010/wordprocessingCanvas" xmlns:cx="http://schemas.microsoft.com/office/drawing/2014/chartex" xmlns:cx1="http://schemas.microsoft.com/office/drawing/2015/9/8/chartex" xmlns:cx2="http://schemas.microsoft.com/office/drawing/2015/10/21/chartex" xmlns:cx3="http://schemas.microsoft.com/office/drawing/2016/5/9/chartex" xmlns:cx4="http://schemas.microsoft.com/office/drawing/2016/5/10/chartex" xmlns:cx5="http://schemas.microsoft.com/office/drawing/2016/5/11/chartex" xmlns:cx6="http://schemas.microsoft.com/office/drawing/2016/5/12/chartex" xmlns:cx7="http://schemas.microsoft.com/office/drawing/2016/5/13/chartex" xmlns:cx8="http://schemas.microsoft.com/office/drawing/2016/5/14/chartex" xmlns:mc="http://schemas.openxmlformats.org/markup-compatibility/2006" xmlns:aink="http://schemas.microsoft.com/office/drawing/2016/ink" xmlns:am3d="http://schemas.microsoft.com/office/drawing/2017/model3d" xmlns:o="urn:schemas-microsoft-com:office:office" xmlns:oel="http://schemas.microsoft.com/office/2019/extlst" xmlns:r="http://schemas.openxmlformats.org/officeDocument/2006/relationships" xmlns:m="http://schemas.openxmlformats.org/officeDocument/2006/math" xmlns:v="urn:schemas-microsoft-com:vml" xmlns:wp14="http://schemas.microsoft.com/office/word/2010/wordprocessingDrawing" xmlns:wp="http://schemas.openxmlformats.org/drawingml/2006/wordprocessingDrawing" xmlns:w10="urn:schemas-microsoft-com:office:word" xmlns:w="http://schemas.openxmlformats.org/wordprocessingml/2006/main" xmlns:w14="http://schemas.microsoft.com/office/word/2010/wordml" xmlns:w15="http://schemas.microsoft.com/office/word/2012/wordml" xmlns:w16cex="http://schemas.microsoft.com/office/word/2018/wordml/cex" xmlns:w16cid="http://schemas.microsoft.com/office/word/2016/wordml/cid" xmlns:w16="http://schemas.microsoft.com/office/word/2018/wordml" xmlns:w16sdtdh="http://schemas.microsoft.com/office/word/2020/wordml/sdtdatahash" xmlns:w16se="http://schemas.microsoft.com/office/word/2015/wordml/symex" xmlns:wpg="http://schemas.microsoft.com/office/word/2010/wordprocessingGroup" xmlns:wpi="http://schemas.microsoft.com/office/word/2010/wordprocessingInk" xmlns:wne="http://schemas.microsoft.com/office/word/2006/wordml" xmlns:wps="http://schemas.microsoft.com/office/word/2010/wordprocessingShape" mc:Ignorable="w14 w15 w16se w16cid w16 w16cex w16sdtdh wp14">
   <w:body>
     <w:p>
       <w:pPr>
@@ -76,7 +76,23 @@
                 <w:rFonts w:asciiTheme="majorHAnsi" w:hAnsiTheme="majorHAnsi" w:cstheme="majorHAnsi"/>
                 <w:szCs w:val="21"/>
               </w:rPr>
-              <w:t>. Update it every two weeks and do not remove earlier records. Use it to summarise sustained implementation and development work evidenced through your Git repository or equivalent version-controlled development record.</w:t>
+              <w:t xml:space="preserve">. Update it every two weeks and do not remove earlier records. Use it to </w:t>
+            </w:r>
+            <w:proofErr w:type="spellStart"/>
+            <w:r>
+              <w:rPr>
+                <w:rFonts w:asciiTheme="majorHAnsi" w:hAnsiTheme="majorHAnsi" w:cstheme="majorHAnsi"/>
+                <w:szCs w:val="21"/>
+              </w:rPr>
+              <w:t>summarise</w:t>
+            </w:r>
+            <w:proofErr w:type="spellEnd"/>
+            <w:r>
+              <w:rPr>
+                <w:rFonts w:asciiTheme="majorHAnsi" w:hAnsiTheme="majorHAnsi" w:cstheme="majorHAnsi"/>
+                <w:szCs w:val="21"/>
+              </w:rPr>
+              <w:t xml:space="preserve"> sustained implementation and development work evidenced through your Git repository or equivalent version-controlled development record.</w:t>
             </w:r>
             <w:r>
               <w:rPr>
@@ -93,7 +109,29 @@
                 <w:bCs w:val="0"/>
                 <w:szCs w:val="21"/>
               </w:rPr>
-              <w:t xml:space="preserve">Each entry should summarise the development work completed, the principal files or components affected, and the key evidence of progress. Where applicable, relevant screenshots of the Git commit history should also </w:t>
+              <w:t xml:space="preserve">Each entry should </w:t>
+            </w:r>
+            <w:proofErr w:type="spellStart"/>
+            <w:r>
+              <w:rPr>
+                <w:rStyle w:val="Strong"/>
+                <w:rFonts w:asciiTheme="majorHAnsi" w:hAnsiTheme="majorHAnsi" w:cstheme="majorHAnsi"/>
+                <w:b w:val="0"/>
+                <w:bCs w:val="0"/>
+                <w:szCs w:val="21"/>
+              </w:rPr>
+              <w:t>summarise</w:t>
+            </w:r>
+            <w:proofErr w:type="spellEnd"/>
+            <w:r>
+              <w:rPr>
+                <w:rStyle w:val="Strong"/>
+                <w:rFonts w:asciiTheme="majorHAnsi" w:hAnsiTheme="majorHAnsi" w:cstheme="majorHAnsi"/>
+                <w:b w:val="0"/>
+                <w:bCs w:val="0"/>
+                <w:szCs w:val="21"/>
+              </w:rPr>
+              <w:t xml:space="preserve"> the development work completed, the principal files or components affected, and the key evidence of progress. Where applicable, relevant screenshots of the Git commit history should also </w:t>
             </w:r>
             <w:r>
               <w:rPr>
@@ -619,8 +657,17 @@
                 <w:rFonts w:asciiTheme="majorHAnsi" w:hAnsiTheme="majorHAnsi" w:cstheme="majorHAnsi"/>
                 <w:sz w:val="22"/>
               </w:rPr>
-              <w:t xml:space="preserve"> simulation.sumocfg</w:t>
-            </w:r>
+              <w:t xml:space="preserve"> </w:t>
+            </w:r>
+            <w:proofErr w:type="spellStart"/>
+            <w:r>
+              <w:rPr>
+                <w:rFonts w:asciiTheme="majorHAnsi" w:hAnsiTheme="majorHAnsi" w:cstheme="majorHAnsi"/>
+                <w:sz w:val="22"/>
+              </w:rPr>
+              <w:t>simulation.sumocfg</w:t>
+            </w:r>
+            <w:proofErr w:type="spellEnd"/>
           </w:p>
           <w:p>
             <w:pPr>
@@ -1240,7 +1287,23 @@
                 <w:rFonts w:asciiTheme="majorHAnsi" w:hAnsiTheme="majorHAnsi" w:cstheme="majorHAnsi"/>
                 <w:sz w:val="22"/>
               </w:rPr>
-              <w:t>Integrate SUMO with Python using TraCI and begin traffic data collection.</w:t>
+              <w:t xml:space="preserve">Integrate SUMO with Python using </w:t>
+            </w:r>
+            <w:proofErr w:type="spellStart"/>
+            <w:r>
+              <w:rPr>
+                <w:rFonts w:asciiTheme="majorHAnsi" w:hAnsiTheme="majorHAnsi" w:cstheme="majorHAnsi"/>
+                <w:sz w:val="22"/>
+              </w:rPr>
+              <w:t>TraCI</w:t>
+            </w:r>
+            <w:proofErr w:type="spellEnd"/>
+            <w:r>
+              <w:rPr>
+                <w:rFonts w:asciiTheme="majorHAnsi" w:hAnsiTheme="majorHAnsi" w:cstheme="majorHAnsi"/>
+                <w:sz w:val="22"/>
+              </w:rPr>
+              <w:t xml:space="preserve"> and begin traffic data collection.</w:t>
             </w:r>
           </w:p>
         </w:tc>
@@ -1407,7 +1470,23 @@
                 <w:b/>
                 <w:bCs/>
               </w:rPr>
-              <w:t>Integrated SUMO with Python using TraCI. Developed modules for simulation control, traffic monitoring</w:t>
+              <w:t xml:space="preserve">Integrated SUMO with Python using </w:t>
+            </w:r>
+            <w:proofErr w:type="spellStart"/>
+            <w:r>
+              <w:rPr>
+                <w:b/>
+                <w:bCs/>
+              </w:rPr>
+              <w:t>TraCI</w:t>
+            </w:r>
+            <w:proofErr w:type="spellEnd"/>
+            <w:r>
+              <w:rPr>
+                <w:b/>
+                <w:bCs/>
+              </w:rPr>
+              <w:t>. Developed modules for simulation control, traffic monitoring</w:t>
             </w:r>
           </w:p>
         </w:tc>
@@ -1473,23 +1552,32 @@
             <w:pPr>
               <w:pStyle w:val="CellPlaceholder"/>
               <w:rPr>
-                <w:rFonts w:asciiTheme="majorHAnsi" w:hAnsiTheme="majorHAnsi" w:cstheme="majorHAnsi"/>
-                <w:sz w:val="22"/>
-              </w:rPr>
-            </w:pPr>
-            <w:r>
-              <w:rPr>
-                <w:rFonts w:asciiTheme="majorHAnsi" w:hAnsiTheme="majorHAnsi" w:cstheme="majorHAnsi"/>
-                <w:sz w:val="22"/>
-              </w:rPr>
-              <w:t xml:space="preserve"> </w:t>
-            </w:r>
-            <w:r>
-              <w:rPr>
                 <w:b/>
                 <w:bCs/>
               </w:rPr>
-              <w:t>traffic_controller/</w:t>
+            </w:pPr>
+            <w:r>
+              <w:rPr>
+                <w:rFonts w:asciiTheme="majorHAnsi" w:hAnsiTheme="majorHAnsi" w:cstheme="majorHAnsi"/>
+                <w:sz w:val="22"/>
+              </w:rPr>
+              <w:t xml:space="preserve"> </w:t>
+            </w:r>
+            <w:proofErr w:type="spellStart"/>
+            <w:r>
+              <w:rPr>
+                <w:b/>
+                <w:bCs/>
+              </w:rPr>
+              <w:t>traffic_controller</w:t>
+            </w:r>
+            <w:proofErr w:type="spellEnd"/>
+            <w:r>
+              <w:rPr>
+                <w:b/>
+                <w:bCs/>
+              </w:rPr>
+              <w:t>/</w:t>
             </w:r>
             <w:r>
               <w:rPr>
@@ -1521,6 +1609,98 @@
               </w:rPr>
               <w:t xml:space="preserve"> main.py</w:t>
             </w:r>
+          </w:p>
+          <w:p>
+            <w:r>
+              <w:rPr>
+                <w:rFonts w:ascii="MS Gothic" w:eastAsia="MS Gothic" w:hAnsi="MS Gothic" w:cs="MS Gothic" w:hint="eastAsia"/>
+              </w:rPr>
+              <w:t>├</w:t>
+            </w:r>
+            <w:r>
+              <w:rPr>
+                <w:rFonts w:cs="Calibri"/>
+              </w:rPr>
+              <w:t>──</w:t>
+            </w:r>
+            <w:r>
+              <w:t xml:space="preserve"> traci_handler.py</w:t>
+            </w:r>
+            <w:r>
+              <w:br/>
+            </w:r>
+            <w:r>
+              <w:rPr>
+                <w:rFonts w:ascii="MS Gothic" w:eastAsia="MS Gothic" w:hAnsi="MS Gothic" w:cs="MS Gothic" w:hint="eastAsia"/>
+              </w:rPr>
+              <w:t>├</w:t>
+            </w:r>
+            <w:r>
+              <w:rPr>
+                <w:rFonts w:cs="Calibri"/>
+              </w:rPr>
+              <w:t>──</w:t>
+            </w:r>
+            <w:r>
+              <w:t xml:space="preserve"> traffic_collector.py</w:t>
+            </w:r>
+            <w:r>
+              <w:br/>
+            </w:r>
+            <w:r>
+              <w:rPr>
+                <w:rFonts w:ascii="MS Gothic" w:eastAsia="MS Gothic" w:hAnsi="MS Gothic" w:cs="MS Gothic" w:hint="eastAsia"/>
+              </w:rPr>
+              <w:t>├</w:t>
+            </w:r>
+            <w:r>
+              <w:rPr>
+                <w:rFonts w:cs="Calibri"/>
+              </w:rPr>
+              <w:t>──</w:t>
+            </w:r>
+            <w:r>
+              <w:t xml:space="preserve"> data_logger.py</w:t>
+            </w:r>
+            <w:r>
+              <w:br/>
+            </w:r>
+            <w:r>
+              <w:rPr>
+                <w:rFonts w:ascii="MS Gothic" w:eastAsia="MS Gothic" w:hAnsi="MS Gothic" w:cs="MS Gothic" w:hint="eastAsia"/>
+              </w:rPr>
+              <w:t>├</w:t>
+            </w:r>
+            <w:r>
+              <w:rPr>
+                <w:rFonts w:cs="Calibri"/>
+              </w:rPr>
+              <w:t>──</w:t>
+            </w:r>
+            <w:r>
+              <w:t xml:space="preserve"> intersection_node.py</w:t>
+            </w:r>
+            <w:r>
+              <w:br/>
+            </w:r>
+            <w:r>
+              <w:rPr>
+                <w:rFonts w:cs="Calibri"/>
+              </w:rPr>
+              <w:t>└──</w:t>
+            </w:r>
+            <w:r>
+              <w:t xml:space="preserve"> signal_controller.py</w:t>
+            </w:r>
+          </w:p>
+          <w:p>
+            <w:pPr>
+              <w:pStyle w:val="CellPlaceholder"/>
+              <w:rPr>
+                <w:rFonts w:asciiTheme="majorHAnsi" w:hAnsiTheme="majorHAnsi" w:cstheme="majorHAnsi"/>
+                <w:sz w:val="22"/>
+              </w:rPr>
+            </w:pPr>
             <w:r>
               <w:rPr>
                 <w:b/>
@@ -1601,14 +1781,53 @@
                 <w:b/>
                 <w:bCs/>
               </w:rPr>
-              <w:t>git commit -m "Implemented SUMO-TraCI integration"</w:t>
-            </w:r>
+              <w:t>git commit -m "Implemented SUMO-</w:t>
+            </w:r>
+            <w:proofErr w:type="spellStart"/>
             <w:r>
               <w:rPr>
                 <w:b/>
                 <w:bCs/>
               </w:rPr>
+              <w:t>TraCI</w:t>
+            </w:r>
+            <w:proofErr w:type="spellEnd"/>
+            <w:r>
+              <w:rPr>
+                <w:b/>
+                <w:bCs/>
+              </w:rPr>
+              <w:t xml:space="preserve"> integration"</w:t>
+            </w:r>
+            <w:r>
+              <w:rPr>
+                <w:b/>
+                <w:bCs/>
+              </w:rPr>
               <w:br/>
+            </w:r>
+            <w:r>
+              <w:rPr>
+                <w:b/>
+                <w:bCs/>
+              </w:rPr>
+              <w:t>git commit -m "Added traffic metric collection"</w:t>
+            </w:r>
+            <w:r>
+              <w:rPr>
+                <w:b/>
+                <w:bCs/>
+              </w:rPr>
+              <w:br/>
+              <w:t>git commit -m "Implemented adaptive signal controller"</w:t>
+            </w:r>
+            <w:r>
+              <w:rPr>
+                <w:b/>
+                <w:bCs/>
+              </w:rPr>
+              <w:br/>
+              <w:t>git commit -m "Added decentralized intersection logic"</w:t>
             </w:r>
           </w:p>
         </w:tc>
@@ -1649,6 +1868,7 @@
                 <w:rFonts w:asciiTheme="majorHAnsi" w:hAnsiTheme="majorHAnsi" w:cstheme="majorHAnsi"/>
                 <w:sz w:val="22"/>
               </w:rPr>
+              <w:lastRenderedPageBreak/>
               <w:t>Testing, debugging, or validation carried out</w:t>
             </w:r>
           </w:p>
@@ -1699,6 +1919,28 @@
             </w:pPr>
             <w:r>
               <w:t xml:space="preserve">Tested extraction of traffic metrics. </w:t>
+            </w:r>
+          </w:p>
+          <w:p>
+            <w:pPr>
+              <w:numPr>
+                <w:ilvl w:val="0"/>
+                <w:numId w:val="12"/>
+              </w:numPr>
+            </w:pPr>
+            <w:r>
+              <w:t xml:space="preserve">Validated signal timing adjustments. </w:t>
+            </w:r>
+          </w:p>
+          <w:p>
+            <w:pPr>
+              <w:numPr>
+                <w:ilvl w:val="0"/>
+                <w:numId w:val="12"/>
+              </w:numPr>
+            </w:pPr>
+            <w:r>
+              <w:t xml:space="preserve">Confirmed adaptive signal control functionality. </w:t>
             </w:r>
           </w:p>
           <w:p>
@@ -1791,6 +2033,20 @@
               </w:rPr>
               <w:t>Synchronization issues between SUMO simulation steps</w:t>
             </w:r>
+            <w:r>
+              <w:rPr>
+                <w:b/>
+                <w:bCs/>
+              </w:rPr>
+              <w:t xml:space="preserve"> </w:t>
+            </w:r>
+            <w:r>
+              <w:rPr>
+                <w:b/>
+                <w:bCs/>
+              </w:rPr>
+              <w:t>and Python control logic were identified and resolved through debugging and step-wise simulation execution.</w:t>
+            </w:r>
           </w:p>
         </w:tc>
       </w:tr>
@@ -1830,7 +2086,6 @@
                 <w:rFonts w:asciiTheme="majorHAnsi" w:hAnsiTheme="majorHAnsi" w:cstheme="majorHAnsi"/>
                 <w:sz w:val="22"/>
               </w:rPr>
-              <w:lastRenderedPageBreak/>
               <w:t>Next development steps</w:t>
             </w:r>
           </w:p>
@@ -2511,6 +2766,7 @@
                 <w:rFonts w:asciiTheme="majorHAnsi" w:hAnsiTheme="majorHAnsi" w:cstheme="majorHAnsi"/>
                 <w:sz w:val="22"/>
               </w:rPr>
+              <w:lastRenderedPageBreak/>
               <w:t>Main implementation / development work completed</w:t>
             </w:r>
           </w:p>
@@ -2811,7 +3067,6 @@
                 <w:rFonts w:asciiTheme="majorHAnsi" w:hAnsiTheme="majorHAnsi" w:cstheme="majorHAnsi"/>
                 <w:sz w:val="22"/>
               </w:rPr>
-              <w:lastRenderedPageBreak/>
               <w:t>Problems encountered and how they were addressed</w:t>
             </w:r>
           </w:p>
@@ -3476,7 +3731,7 @@
 </file>
 
 <file path=word/numbering.xml><?xml version="1.0" encoding="utf-8"?>
-<w:numbering xmlns:wpc="http://schemas.microsoft.com/office/word/2010/wordprocessingCanvas" xmlns:cx="http://schemas.microsoft.com/office/drawing/2014/chartex" xmlns:cx1="http://schemas.microsoft.com/office/drawing/2015/9/8/chartex" xmlns:cx2="http://schemas.microsoft.com/office/drawing/2015/10/21/chartex" xmlns:cx3="http://schemas.microsoft.com/office/drawing/2016/5/9/chartex" xmlns:cx4="http://schemas.microsoft.com/office/drawing/2016/5/10/chartex" xmlns:cx5="http://schemas.microsoft.com/office/drawing/2016/5/11/chartex" xmlns:cx6="http://schemas.microsoft.com/office/drawing/2016/5/12/chartex" xmlns:cx7="http://schemas.microsoft.com/office/drawing/2016/5/13/chartex" xmlns:cx8="http://schemas.microsoft.com/office/drawing/2016/5/14/chartex" xmlns:mc="http://schemas.openxmlformats.org/markup-compatibility/2006" xmlns:aink="http://schemas.microsoft.com/office/drawing/2016/ink" xmlns:am3d="http://schemas.microsoft.com/office/drawing/2017/model3d" xmlns:o="urn:schemas-microsoft-com:office:office" xmlns:oel="http://schemas.microsoft.com/office/2019/extlst" xmlns:r="http://schemas.openxmlformats.org/officeDocument/2006/relationships" xmlns:m="http://schemas.openxmlformats.org/officeDocument/2006/math" xmlns:v="urn:schemas-microsoft-com:vml" xmlns:wp14="http://schemas.microsoft.com/office/word/2010/wordprocessingDrawing" xmlns:wp="http://schemas.openxmlformats.org/drawingml/2006/wordprocessingDrawing" xmlns:w10="urn:schemas-microsoft-com:office:word" xmlns:w="http://schemas.openxmlformats.org/wordprocessingml/2006/main" xmlns:w14="http://schemas.microsoft.com/office/word/2010/wordml" xmlns:w15="http://schemas.microsoft.com/office/word/2012/wordml" xmlns:w16cex="http://schemas.microsoft.com/office/word/2018/wordml/cex" xmlns:w16cid="http://schemas.microsoft.com/office/word/2016/wordml/cid" xmlns:w16="http://schemas.microsoft.com/office/word/2018/wordml" xmlns:w16du="http://schemas.microsoft.com/office/word/2023/wordml/word16du" xmlns:w16sdtdh="http://schemas.microsoft.com/office/word/2020/wordml/sdtdatahash" xmlns:w16sdtfl="http://schemas.microsoft.com/office/word/2024/wordml/sdtformatlock" xmlns:w16se="http://schemas.microsoft.com/office/word/2015/wordml/symex" xmlns:wpg="http://schemas.microsoft.com/office/word/2010/wordprocessingGroup" xmlns:wpi="http://schemas.microsoft.com/office/word/2010/wordprocessingInk" xmlns:wne="http://schemas.microsoft.com/office/word/2006/wordml" xmlns:wps="http://schemas.microsoft.com/office/word/2010/wordprocessingShape" mc:Ignorable="w14 w15 w16se w16cid w16 w16cex w16sdtdh w16sdtfl w16du wp14">
+<w:numbering xmlns:wpc="http://schemas.microsoft.com/office/word/2010/wordprocessingCanvas" xmlns:cx="http://schemas.microsoft.com/office/drawing/2014/chartex" xmlns:cx1="http://schemas.microsoft.com/office/drawing/2015/9/8/chartex" xmlns:cx2="http://schemas.microsoft.com/office/drawing/2015/10/21/chartex" xmlns:cx3="http://schemas.microsoft.com/office/drawing/2016/5/9/chartex" xmlns:cx4="http://schemas.microsoft.com/office/drawing/2016/5/10/chartex" xmlns:cx5="http://schemas.microsoft.com/office/drawing/2016/5/11/chartex" xmlns:cx6="http://schemas.microsoft.com/office/drawing/2016/5/12/chartex" xmlns:cx7="http://schemas.microsoft.com/office/drawing/2016/5/13/chartex" xmlns:cx8="http://schemas.microsoft.com/office/drawing/2016/5/14/chartex" xmlns:mc="http://schemas.openxmlformats.org/markup-compatibility/2006" xmlns:aink="http://schemas.microsoft.com/office/drawing/2016/ink" xmlns:am3d="http://schemas.microsoft.com/office/drawing/2017/model3d" xmlns:o="urn:schemas-microsoft-com:office:office" xmlns:oel="http://schemas.microsoft.com/office/2019/extlst" xmlns:r="http://schemas.openxmlformats.org/officeDocument/2006/relationships" xmlns:m="http://schemas.openxmlformats.org/officeDocument/2006/math" xmlns:v="urn:schemas-microsoft-com:vml" xmlns:wp14="http://schemas.microsoft.com/office/word/2010/wordprocessingDrawing" xmlns:wp="http://schemas.openxmlformats.org/drawingml/2006/wordprocessingDrawing" xmlns:w10="urn:schemas-microsoft-com:office:word" xmlns:w="http://schemas.openxmlformats.org/wordprocessingml/2006/main" xmlns:w14="http://schemas.microsoft.com/office/word/2010/wordml" xmlns:w15="http://schemas.microsoft.com/office/word/2012/wordml" xmlns:w16cex="http://schemas.microsoft.com/office/word/2018/wordml/cex" xmlns:w16cid="http://schemas.microsoft.com/office/word/2016/wordml/cid" xmlns:w16="http://schemas.microsoft.com/office/word/2018/wordml" xmlns:w16sdtdh="http://schemas.microsoft.com/office/word/2020/wordml/sdtdatahash" xmlns:w16se="http://schemas.microsoft.com/office/word/2015/wordml/symex" xmlns:wpg="http://schemas.microsoft.com/office/word/2010/wordprocessingGroup" xmlns:wpi="http://schemas.microsoft.com/office/word/2010/wordprocessingInk" xmlns:wne="http://schemas.microsoft.com/office/word/2006/wordml" xmlns:wps="http://schemas.microsoft.com/office/word/2010/wordprocessingShape" mc:Ignorable="w14 w15 w16se w16cid w16 w16cex w16sdtdh wp14">
   <w:abstractNum w:abstractNumId="0" w15:restartNumberingAfterBreak="0">
     <w:nsid w:val="FFFFFF7C"/>
     <w:multiLevelType w:val="singleLevel"/>
@@ -3986,7 +4241,7 @@
 </file>
 
 <file path=word/styles.xml><?xml version="1.0" encoding="utf-8"?>
-<w:styles xmlns:mc="http://schemas.openxmlformats.org/markup-compatibility/2006" xmlns:r="http://schemas.openxmlformats.org/officeDocument/2006/relationships" xmlns:w="http://schemas.openxmlformats.org/wordprocessingml/2006/main" xmlns:w14="http://schemas.microsoft.com/office/word/2010/wordml" xmlns:w15="http://schemas.microsoft.com/office/word/2012/wordml" xmlns:w16cex="http://schemas.microsoft.com/office/word/2018/wordml/cex" xmlns:w16cid="http://schemas.microsoft.com/office/word/2016/wordml/cid" xmlns:w16="http://schemas.microsoft.com/office/word/2018/wordml" xmlns:w16du="http://schemas.microsoft.com/office/word/2023/wordml/word16du" xmlns:w16sdtdh="http://schemas.microsoft.com/office/word/2020/wordml/sdtdatahash" xmlns:w16sdtfl="http://schemas.microsoft.com/office/word/2024/wordml/sdtformatlock" xmlns:w16se="http://schemas.microsoft.com/office/word/2015/wordml/symex" mc:Ignorable="w14 w15 w16se w16cid w16 w16cex w16sdtdh w16sdtfl w16du">
+<w:styles xmlns:mc="http://schemas.openxmlformats.org/markup-compatibility/2006" xmlns:r="http://schemas.openxmlformats.org/officeDocument/2006/relationships" xmlns:w="http://schemas.openxmlformats.org/wordprocessingml/2006/main" xmlns:w14="http://schemas.microsoft.com/office/word/2010/wordml" xmlns:w15="http://schemas.microsoft.com/office/word/2012/wordml" xmlns:w16cex="http://schemas.microsoft.com/office/word/2018/wordml/cex" xmlns:w16cid="http://schemas.microsoft.com/office/word/2016/wordml/cid" xmlns:w16="http://schemas.microsoft.com/office/word/2018/wordml" xmlns:w16sdtdh="http://schemas.microsoft.com/office/word/2020/wordml/sdtdatahash" xmlns:w16se="http://schemas.microsoft.com/office/word/2015/wordml/symex" mc:Ignorable="w14 w15 w16se w16cid w16 w16cex w16sdtdh">
   <w:docDefaults>
     <w:rPrDefault>
       <w:rPr>
